--- a/20.मिशन शोषक उन्मूलन.docx
+++ b/20.मिशन शोषक उन्मूलन.docx
@@ -346,6 +346,34 @@
           <w:lang w:bidi="hi-IN"/>
         </w:rPr>
         <w:t>ने</w:t>
+      </w:r>
+    </w:p>
+    <w:p>
+      <w:pPr>
+        <w:spacing w:after="0"/>
+        <w:jc w:val="both"/>
+      </w:pPr>
+      <w:r>
+        <w:rPr>
+          <w:rFonts w:ascii="Mangal" w:hAnsi="Mangal" w:cs="Mangal" w:eastAsia="Mangal"/>
+          <w:b/>
+          <w:sz w:val="24"/>
+        </w:rPr>
+        <w:t>शीर्षक पाठ की व्यंग्यात्मकता को संक्षेप में स्पष्ट कीजिए</w:t>
+      </w:r>
+    </w:p>
+    <w:p>
+      <w:pPr>
+        <w:spacing w:after="0"/>
+        <w:jc w:val="both"/>
+      </w:pPr>
+      <w:r>
+        <w:rPr>
+          <w:rFonts w:ascii="Mangal" w:hAnsi="Mangal" w:cs="Mangal" w:eastAsia="Mangal"/>
+          <w:b w:val="0"/>
+          <w:sz w:val="24"/>
+        </w:rPr>
+        <w:t>मच्छरियों को बाँझ करने के अभियान के बहाने लेखक योजनाओं और अभियानों की दिखावटी सक्रियता पर चोट करते हैं। जनकल्याण के नाम पर हर सप्ताह नया अभियान शुरू करने और उसे ही देश चलने का प्रमाण बताने की विडंबना है। जब कथावाचक महँगाई, बेरोजगारी और गद्दारी जैसी बड़ी समस्याओं के लिए “टीका” माँगता है, तो अधिकारी उसे मज़ाक समझते हैं; इससे सत्ता की प्राथमिकताओं और असुविधाजनक सच से बचने की प्रवृत्ति उजागर होती है।</w:t>
       </w:r>
     </w:p>
     <w:p>
@@ -1079,6 +1107,90 @@
         <w:t>)</w:t>
       </w:r>
     </w:p>
+    <w:p>
+      <w:pPr>
+        <w:spacing w:after="0"/>
+        <w:jc w:val="both"/>
+      </w:pPr>
+      <w:r>
+        <w:rPr>
+          <w:rFonts w:ascii="Mangal" w:hAnsi="Mangal" w:cs="Mangal" w:eastAsia="Mangal"/>
+          <w:b/>
+          <w:sz w:val="24"/>
+        </w:rPr>
+        <w:t>पंक्तियों की व्यंग्यात्मकता को विस्तृत रूप में स्पष्ट कीजिए</w:t>
+      </w:r>
+    </w:p>
+    <w:p>
+      <w:pPr>
+        <w:spacing w:after="0"/>
+        <w:jc w:val="both"/>
+      </w:pPr>
+      <w:r>
+        <w:rPr>
+          <w:rFonts w:ascii="Mangal" w:hAnsi="Mangal" w:cs="Mangal" w:eastAsia="Mangal"/>
+          <w:b w:val="0"/>
+          <w:sz w:val="24"/>
+        </w:rPr>
+        <w:t>“जन-धन चाटने” जैसे तीखे शब्द अभियान को जनहित के बजाय संसाधन और धन खर्च करने की कवायद बताते हैं। “इससे लगता है कि देश चल रहा है” में चलने का अर्थ दोहरा है—अभियान जारी है, इसलिए प्रशासन सक्रिय दिखता है; पर वास्तविक समस्या का हल हुआ या नहीं, यह गौण है।</w:t>
+      </w:r>
+    </w:p>
+    <w:p>
+      <w:pPr>
+        <w:spacing w:after="0"/>
+        <w:jc w:val="both"/>
+      </w:pPr>
+      <w:r>
+        <w:rPr>
+          <w:rFonts w:ascii="Mangal" w:hAnsi="Mangal" w:cs="Mangal" w:eastAsia="Mangal"/>
+          <w:b/>
+          <w:sz w:val="24"/>
+        </w:rPr>
+        <w:t>इसमें मुख्य व्यंग्य कौन-सा है?</w:t>
+      </w:r>
+    </w:p>
+    <w:p>
+      <w:pPr>
+        <w:spacing w:after="0"/>
+        <w:jc w:val="both"/>
+      </w:pPr>
+      <w:r>
+        <w:rPr>
+          <w:rFonts w:ascii="Mangal" w:hAnsi="Mangal" w:cs="Mangal" w:eastAsia="Mangal"/>
+          <w:b w:val="0"/>
+          <w:sz w:val="24"/>
+        </w:rPr>
+        <w:t>मुख्य व्यंग्य काम के ठोस परिणामों के बजाय लगातार अभियान चलाकर सक्रियता का प्रदर्शन करने वाली शासन-प्रणाली पर है।</w:t>
+      </w:r>
+    </w:p>
+    <w:p>
+      <w:pPr>
+        <w:spacing w:after="0"/>
+        <w:jc w:val="both"/>
+      </w:pPr>
+      <w:r>
+        <w:rPr>
+          <w:rFonts w:ascii="Mangal" w:hAnsi="Mangal" w:cs="Mangal" w:eastAsia="Mangal"/>
+          <w:b/>
+          <w:sz w:val="24"/>
+        </w:rPr>
+        <w:t>लेखक क्या परिवर्तन चाहते हैं?</w:t>
+      </w:r>
+    </w:p>
+    <w:p>
+      <w:pPr>
+        <w:spacing w:after="0"/>
+        <w:jc w:val="both"/>
+      </w:pPr>
+      <w:r>
+        <w:rPr>
+          <w:rFonts w:ascii="Mangal" w:hAnsi="Mangal" w:cs="Mangal" w:eastAsia="Mangal"/>
+          <w:b w:val="0"/>
+          <w:sz w:val="24"/>
+        </w:rPr>
+        <w:t>लेखक चाहते हैं कि योजनाएँ केवल घोषणा या खर्च तक सीमित न रहें। उनका औचित्य, परिणाम और सार्वजनिक धन का उपयोग जवाबदेही से परखा जाए; बड़ी सामाजिक समस्याओं पर वास्तविक कार्रवाई हो।</w:t>
+      </w:r>
+    </w:p>
     <w:sectPr>
       <w:pgSz w:w="12240" w:h="15840"/>
       <w:pgMar w:top="1440" w:right="1440" w:bottom="1440" w:left="1440" w:header="720" w:footer="720" w:gutter="0"/>
